--- a/manuscript/title_page.docx
+++ b/manuscript/title_page.docx
@@ -108,7 +108,7 @@
     </w:p>
     <w:p>
       <w:r>
-        <w:t>This title page is supplied separately because JKSU-CIS uses double-anonymous review; the manuscript file itself contains no identifying information.</w:t>
+        <w:t>This title page is supplied separately so that the manuscript file can be reviewed anonymously; the manuscript file itself contains no identifying information.</w:t>
       </w:r>
     </w:p>
     <w:sectPr>
